--- a/pages/spd/spdkeg.docx
+++ b/pages/spd/spdkeg.docx
@@ -856,7 +856,7 @@
                 <w:sz w:val="20"/>
                 <w:szCs w:val="20"/>
               </w:rPr>
-              <w:t xml:space="preserve">Layanan Dukungan Manajemen Internal, Layanan Umum: Belanja Perjalanan Biasa </w:t>
+              <w:t xml:space="preserve">Layanan Dukungan Manajemen Internal, Layanan Umum: Belanja Perjalanan Dinas Paket Meeting Luar Kota </w:t>
             </w:r>
             <w:r>
               <w:rPr>
@@ -1683,7 +1683,7 @@
                 <w:sz w:val="20"/>
                 <w:szCs w:val="20"/>
               </w:rPr>
-              <w:t xml:space="preserve">2020.EBA.962.055.A.524111</w:t>
+              <w:t xml:space="preserve">2020.EBA.962.055.A.524119</w:t>
             </w:r>
           </w:p>
         </w:tc>
@@ -1939,7 +1939,7 @@
           <w:szCs w:val="20"/>
         </w:rPr>
         <w:tab/>
-        <w:t xml:space="preserve">: 15 Mei 2022</w:t>
+        <w:t xml:space="preserve">: 15 maio 2022</w:t>
       </w:r>
     </w:p>
     <w:p>
